--- a/Prelim Folder/Messy Descriptive-Substantive Theory Section.docx
+++ b/Prelim Folder/Messy Descriptive-Substantive Theory Section.docx
@@ -1,6 +1,6 @@
 
 <file path=word/document.xml><?xml version="1.0" encoding="utf-8"?>
-<w:document xmlns:wpc="http://schemas.microsoft.com/office/word/2010/wordprocessingCanvas" xmlns:cx="http://schemas.microsoft.com/office/drawing/2014/chartex" xmlns:cx1="http://schemas.microsoft.com/office/drawing/2015/9/8/chartex" xmlns:cx2="http://schemas.microsoft.com/office/drawing/2015/10/21/chartex" xmlns:cx3="http://schemas.microsoft.com/office/drawing/2016/5/9/chartex" xmlns:cx4="http://schemas.microsoft.com/office/drawing/2016/5/10/chartex" xmlns:cx5="http://schemas.microsoft.com/office/drawing/2016/5/11/chartex" xmlns:cx6="http://schemas.microsoft.com/office/drawing/2016/5/12/chartex" xmlns:cx7="http://schemas.microsoft.com/office/drawing/2016/5/13/chartex" xmlns:cx8="http://schemas.microsoft.com/office/drawing/2016/5/14/chartex" xmlns:mc="http://schemas.openxmlformats.org/markup-compatibility/2006" xmlns:aink="http://schemas.microsoft.com/office/drawing/2016/ink" xmlns:am3d="http://schemas.microsoft.com/office/drawing/2017/model3d" xmlns:o="urn:schemas-microsoft-com:office:office" xmlns:oel="http://schemas.microsoft.com/office/2019/extlst" xmlns:r="http://schemas.openxmlformats.org/officeDocument/2006/relationships" xmlns:m="http://schemas.openxmlformats.org/officeDocument/2006/math" xmlns:v="urn:schemas-microsoft-com:vml" xmlns:wp14="http://schemas.microsoft.com/office/word/2010/wordprocessingDrawing" xmlns:wp="http://schemas.openxmlformats.org/drawingml/2006/wordprocessingDrawing" xmlns:w10="urn:schemas-microsoft-com:office:word" xmlns:w="http://schemas.openxmlformats.org/wordprocessingml/2006/main" xmlns:w14="http://schemas.microsoft.com/office/word/2010/wordml" xmlns:w15="http://schemas.microsoft.com/office/word/2012/wordml" xmlns:w16cex="http://schemas.microsoft.com/office/word/2018/wordml/cex" xmlns:w16cid="http://schemas.microsoft.com/office/word/2016/wordml/cid" xmlns:w16="http://schemas.microsoft.com/office/word/2018/wordml" xmlns:w16du="http://schemas.microsoft.com/office/word/2023/wordml/word16du" xmlns:w16sdtdh="http://schemas.microsoft.com/office/word/2020/wordml/sdtdatahash" xmlns:w16se="http://schemas.microsoft.com/office/word/2015/wordml/symex" xmlns:wpg="http://schemas.microsoft.com/office/word/2010/wordprocessingGroup" xmlns:wpi="http://schemas.microsoft.com/office/word/2010/wordprocessingInk" xmlns:wne="http://schemas.microsoft.com/office/word/2006/wordml" xmlns:wps="http://schemas.microsoft.com/office/word/2010/wordprocessingShape" mc:Ignorable="w14 w15 w16se w16cid w16 w16cex w16sdtdh w16du wp14">
+<w:document xmlns:wpc="http://schemas.microsoft.com/office/word/2010/wordprocessingCanvas" xmlns:cx="http://schemas.microsoft.com/office/drawing/2014/chartex" xmlns:cx1="http://schemas.microsoft.com/office/drawing/2015/9/8/chartex" xmlns:cx2="http://schemas.microsoft.com/office/drawing/2015/10/21/chartex" xmlns:cx3="http://schemas.microsoft.com/office/drawing/2016/5/9/chartex" xmlns:cx4="http://schemas.microsoft.com/office/drawing/2016/5/10/chartex" xmlns:cx5="http://schemas.microsoft.com/office/drawing/2016/5/11/chartex" xmlns:cx6="http://schemas.microsoft.com/office/drawing/2016/5/12/chartex" xmlns:cx7="http://schemas.microsoft.com/office/drawing/2016/5/13/chartex" xmlns:cx8="http://schemas.microsoft.com/office/drawing/2016/5/14/chartex" xmlns:mc="http://schemas.openxmlformats.org/markup-compatibility/2006" xmlns:aink="http://schemas.microsoft.com/office/drawing/2016/ink" xmlns:am3d="http://schemas.microsoft.com/office/drawing/2017/model3d" xmlns:o="urn:schemas-microsoft-com:office:office" xmlns:oel="http://schemas.microsoft.com/office/2019/extlst" xmlns:r="http://schemas.openxmlformats.org/officeDocument/2006/relationships" xmlns:m="http://schemas.openxmlformats.org/officeDocument/2006/math" xmlns:v="urn:schemas-microsoft-com:vml" xmlns:wp14="http://schemas.microsoft.com/office/word/2010/wordprocessingDrawing" xmlns:wp="http://schemas.openxmlformats.org/drawingml/2006/wordprocessingDrawing" xmlns:w10="urn:schemas-microsoft-com:office:word" xmlns:w="http://schemas.openxmlformats.org/wordprocessingml/2006/main" xmlns:w14="http://schemas.microsoft.com/office/word/2010/wordml" xmlns:w15="http://schemas.microsoft.com/office/word/2012/wordml" xmlns:w16cex="http://schemas.microsoft.com/office/word/2018/wordml/cex" xmlns:w16cid="http://schemas.microsoft.com/office/word/2016/wordml/cid" xmlns:w16="http://schemas.microsoft.com/office/word/2018/wordml" xmlns:w16du="http://schemas.microsoft.com/office/word/2023/wordml/word16du" xmlns:w16sdtdh="http://schemas.microsoft.com/office/word/2020/wordml/sdtdatahash" xmlns:w16sdtfl="http://schemas.microsoft.com/office/word/2024/wordml/sdtformatlock" xmlns:w16se="http://schemas.microsoft.com/office/word/2015/wordml/symex" xmlns:wpg="http://schemas.microsoft.com/office/word/2010/wordprocessingGroup" xmlns:wpi="http://schemas.microsoft.com/office/word/2010/wordprocessingInk" xmlns:wne="http://schemas.microsoft.com/office/word/2006/wordml" xmlns:wps="http://schemas.microsoft.com/office/word/2010/wordprocessingShape" mc:Ignorable="w14 w15 w16se w16cid w16 w16cex w16sdtdh w16sdtfl w16du wp14">
   <w:body>
     <w:p>
       <w:pPr>
@@ -471,21 +471,7 @@
           <w:rFonts w:ascii="Times New Roman" w:hAnsi="Times New Roman"/>
           <w:sz w:val="24"/>
         </w:rPr>
-        <w:t>Abundant scholarship demonstrates descriptive representation’s consequence for</w:t>
-      </w:r>
-      <w:r>
-        <w:rPr>
-          <w:rFonts w:ascii="Times New Roman" w:hAnsi="Times New Roman"/>
-          <w:sz w:val="24"/>
-        </w:rPr>
-        <w:t xml:space="preserve"> substantive representation.</w:t>
-      </w:r>
-      <w:r>
-        <w:rPr>
-          <w:rFonts w:ascii="Times New Roman" w:hAnsi="Times New Roman"/>
-          <w:sz w:val="24"/>
-        </w:rPr>
-        <w:t xml:space="preserve"> </w:t>
+        <w:t xml:space="preserve">Abundant scholarship demonstrates descriptive representation’s consequence for substantive representation. </w:t>
       </w:r>
       <w:r>
         <w:rPr>
@@ -499,14 +485,7 @@
           <w:rFonts w:ascii="Times New Roman" w:hAnsi="Times New Roman"/>
           <w:sz w:val="24"/>
         </w:rPr>
-        <w:t xml:space="preserve">Black legislators </w:t>
-      </w:r>
-      <w:r>
-        <w:rPr>
-          <w:rFonts w:ascii="Times New Roman" w:hAnsi="Times New Roman"/>
-          <w:sz w:val="24"/>
-        </w:rPr>
-        <w:t>are intrinsically motivated to represent Black interests (</w:t>
+        <w:t>Black legislators are intrinsically motivated to represent Black interests (</w:t>
       </w:r>
       <w:proofErr w:type="spellStart"/>
       <w:r>
@@ -603,23 +582,7 @@
           <w:rFonts w:ascii="Times New Roman" w:hAnsi="Times New Roman"/>
           <w:sz w:val="24"/>
         </w:rPr>
-        <w:t xml:space="preserve">As </w:t>
-      </w:r>
-      <w:proofErr w:type="spellStart"/>
-      <w:r>
-        <w:rPr>
-          <w:rFonts w:ascii="Times New Roman" w:hAnsi="Times New Roman"/>
-          <w:sz w:val="24"/>
-        </w:rPr>
-        <w:t>Mansbridge</w:t>
-      </w:r>
-      <w:proofErr w:type="spellEnd"/>
-      <w:r>
-        <w:rPr>
-          <w:rFonts w:ascii="Times New Roman" w:hAnsi="Times New Roman"/>
-          <w:sz w:val="24"/>
-        </w:rPr>
-        <w:t xml:space="preserve"> stressed, symbolic effects of descriptive representation </w:t>
+        <w:t xml:space="preserve">As Mansbridge stressed, symbolic effects of descriptive representation </w:t>
       </w:r>
       <w:r>
         <w:rPr>
@@ -777,23 +740,7 @@
           <w:rFonts w:ascii="Times New Roman" w:hAnsi="Times New Roman"/>
           <w:sz w:val="24"/>
         </w:rPr>
-        <w:t>States with higher proportions of Black legislators tend to demonstrate different approaches to criminal justice policy, though these effects often depend on factors like party control and overall minority representation proportions (</w:t>
-      </w:r>
-      <w:proofErr w:type="spellStart"/>
-      <w:r>
-        <w:rPr>
-          <w:rFonts w:ascii="Times New Roman" w:hAnsi="Times New Roman"/>
-          <w:sz w:val="24"/>
-        </w:rPr>
-        <w:t>Hawkesworth</w:t>
-      </w:r>
-      <w:proofErr w:type="spellEnd"/>
-      <w:r>
-        <w:rPr>
-          <w:rFonts w:ascii="Times New Roman" w:hAnsi="Times New Roman"/>
-          <w:sz w:val="24"/>
-        </w:rPr>
-        <w:t xml:space="preserve"> 2003).</w:t>
+        <w:t>States with higher proportions of Black legislators tend to demonstrate different approaches to criminal justice policy, though these effects often depend on factors like party control and overall minority representation proportions (Hawkesworth 2003).</w:t>
       </w:r>
     </w:p>
     <w:p>
@@ -955,23 +902,7 @@
           <w:rFonts w:ascii="Times New Roman" w:hAnsi="Times New Roman"/>
           <w:sz w:val="24"/>
         </w:rPr>
-        <w:t xml:space="preserve">Communication Barriers: Incarcerated people face severe structural barriers to constituent communication, including mail monitoring, limited phone access, and prohibitive costs (Thorpe 2015). These barriers are particularly significant given </w:t>
-      </w:r>
-      <w:proofErr w:type="spellStart"/>
-      <w:r>
-        <w:rPr>
-          <w:rFonts w:ascii="Times New Roman" w:hAnsi="Times New Roman"/>
-          <w:sz w:val="24"/>
-        </w:rPr>
-        <w:t>Mansbridge's</w:t>
-      </w:r>
-      <w:proofErr w:type="spellEnd"/>
-      <w:r>
-        <w:rPr>
-          <w:rFonts w:ascii="Times New Roman" w:hAnsi="Times New Roman"/>
-          <w:sz w:val="24"/>
-        </w:rPr>
-        <w:t xml:space="preserve"> (1999) emphasis on communication for effective marginalized group representation.</w:t>
+        <w:t>Communication Barriers: Incarcerated people face severe structural barriers to constituent communication, including mail monitoring, limited phone access, and prohibitive costs (Thorpe 2015). These barriers are particularly significant given Mansbridge's (1999) emphasis on communication for effective marginalized group representation.</w:t>
       </w:r>
     </w:p>
     <w:p>
@@ -1043,23 +974,7 @@
           <w:rFonts w:ascii="Times New Roman" w:hAnsi="Times New Roman"/>
           <w:sz w:val="24"/>
         </w:rPr>
-        <w:t>The impact of descriptive representation extends beyond individual legislators to chamber-level effects. States with higher proportions of Black legislators tend to have [specific findings about incarceration policies, sentencing guidelines, or prison conditions]. However, these effects are often contingent on factors like party control and the overall proportion of minority legislators (</w:t>
-      </w:r>
-      <w:proofErr w:type="spellStart"/>
-      <w:r>
-        <w:rPr>
-          <w:rFonts w:ascii="Times New Roman" w:hAnsi="Times New Roman"/>
-          <w:sz w:val="24"/>
-        </w:rPr>
-        <w:t>Hawkesworth</w:t>
-      </w:r>
-      <w:proofErr w:type="spellEnd"/>
-      <w:r>
-        <w:rPr>
-          <w:rFonts w:ascii="Times New Roman" w:hAnsi="Times New Roman"/>
-          <w:sz w:val="24"/>
-        </w:rPr>
-        <w:t xml:space="preserve"> 2003).</w:t>
+        <w:t>The impact of descriptive representation extends beyond individual legislators to chamber-level effects. States with higher proportions of Black legislators tend to have [specific findings about incarceration policies, sentencing guidelines, or prison conditions]. However, these effects are often contingent on factors like party control and the overall proportion of minority legislators (Hawkesworth 2003).</w:t>
       </w:r>
     </w:p>
     <w:p>
@@ -1111,23 +1026,7 @@
           <w:rFonts w:ascii="Times New Roman" w:hAnsi="Times New Roman"/>
           <w:sz w:val="24"/>
         </w:rPr>
-        <w:t xml:space="preserve">Second, incarcerated people face severe structural barriers to constituent communication. While all legislators receive constituent correspondence from prisons in their districts, research suggests these communications are filtered through institutional barriers including mail monitoring, limited phone access, and prohibitive costs (Thorpe 2015). These barriers are particularly consequential given </w:t>
-      </w:r>
-      <w:proofErr w:type="spellStart"/>
-      <w:r>
-        <w:rPr>
-          <w:rFonts w:ascii="Times New Roman" w:hAnsi="Times New Roman"/>
-          <w:sz w:val="24"/>
-        </w:rPr>
-        <w:t>Mansbridge's</w:t>
-      </w:r>
-      <w:proofErr w:type="spellEnd"/>
-      <w:r>
-        <w:rPr>
-          <w:rFonts w:ascii="Times New Roman" w:hAnsi="Times New Roman"/>
-          <w:sz w:val="24"/>
-        </w:rPr>
-        <w:t xml:space="preserve"> (1999) emphasis on communication as crucial for effective representation of marginalized groups.</w:t>
+        <w:t>Second, incarcerated people face severe structural barriers to constituent communication. While all legislators receive constituent correspondence from prisons in their districts, research suggests these communications are filtered through institutional barriers including mail monitoring, limited phone access, and prohibitive costs (Thorpe 2015). These barriers are particularly consequential given Mansbridge's (1999) emphasis on communication as crucial for effective representation of marginalized groups.</w:t>
       </w:r>
     </w:p>
     <w:p>
@@ -1822,7 +1721,7 @@
           <w:bCs/>
           <w:szCs w:val="22"/>
         </w:rPr>
-        <w:t xml:space="preserve"> 2012; Lax and Phillips 2012; </w:t>
+        <w:t xml:space="preserve"> 2012; Lax and Phillips 2012; Lloren and </w:t>
       </w:r>
       <w:proofErr w:type="spellStart"/>
       <w:r>
@@ -1831,7 +1730,7 @@
           <w:bCs/>
           <w:szCs w:val="22"/>
         </w:rPr>
-        <w:t>Lloren</w:t>
+        <w:t>Wu€est</w:t>
       </w:r>
       <w:proofErr w:type="spellEnd"/>
       <w:r>
@@ -1840,43 +1739,7 @@
           <w:bCs/>
           <w:szCs w:val="22"/>
         </w:rPr>
-        <w:t xml:space="preserve"> and </w:t>
-      </w:r>
-      <w:proofErr w:type="spellStart"/>
-      <w:r>
-        <w:rPr>
-          <w:rFonts w:asciiTheme="majorHAnsi" w:hAnsiTheme="majorHAnsi"/>
-          <w:bCs/>
-          <w:szCs w:val="22"/>
-        </w:rPr>
-        <w:t>Wu€est</w:t>
-      </w:r>
-      <w:proofErr w:type="spellEnd"/>
-      <w:r>
-        <w:rPr>
-          <w:rFonts w:asciiTheme="majorHAnsi" w:hAnsiTheme="majorHAnsi"/>
-          <w:bCs/>
-          <w:szCs w:val="22"/>
-        </w:rPr>
-        <w:t xml:space="preserve"> 2014; </w:t>
-      </w:r>
-      <w:proofErr w:type="spellStart"/>
-      <w:r>
-        <w:rPr>
-          <w:rFonts w:asciiTheme="majorHAnsi" w:hAnsiTheme="majorHAnsi"/>
-          <w:bCs/>
-          <w:szCs w:val="22"/>
-        </w:rPr>
-        <w:t>Matsusaka</w:t>
-      </w:r>
-      <w:proofErr w:type="spellEnd"/>
-      <w:r>
-        <w:rPr>
-          <w:rFonts w:asciiTheme="majorHAnsi" w:hAnsiTheme="majorHAnsi"/>
-          <w:bCs/>
-          <w:szCs w:val="22"/>
-        </w:rPr>
-        <w:t xml:space="preserve"> 2015). Constructing a </w:t>
+        <w:t xml:space="preserve"> 2014; Matsusaka 2015). Constructing a </w:t>
       </w:r>
       <w:r>
         <w:rPr>
@@ -2628,25 +2491,7 @@
           <w:bCs/>
           <w:szCs w:val="22"/>
         </w:rPr>
-        <w:t xml:space="preserve"> 2013; Grose, Malhotra, and Van </w:t>
-      </w:r>
-      <w:proofErr w:type="spellStart"/>
-      <w:r>
-        <w:rPr>
-          <w:rFonts w:asciiTheme="majorHAnsi" w:hAnsiTheme="majorHAnsi"/>
-          <w:bCs/>
-          <w:szCs w:val="22"/>
-        </w:rPr>
-        <w:t>Houweling</w:t>
-      </w:r>
-      <w:proofErr w:type="spellEnd"/>
-      <w:r>
-        <w:rPr>
-          <w:rFonts w:asciiTheme="majorHAnsi" w:hAnsiTheme="majorHAnsi"/>
-          <w:bCs/>
-          <w:szCs w:val="22"/>
-        </w:rPr>
-        <w:t xml:space="preserve"> 2015; Kalla and </w:t>
+        <w:t xml:space="preserve"> 2013; Grose, Malhotra, and Van Houweling 2015; Kalla and </w:t>
       </w:r>
       <w:proofErr w:type="spellStart"/>
       <w:r>
@@ -2739,23 +2584,13 @@
           <w:szCs w:val="22"/>
         </w:rPr>
       </w:pPr>
-      <w:proofErr w:type="spellStart"/>
-      <w:r>
-        <w:rPr>
-          <w:rFonts w:asciiTheme="majorHAnsi" w:hAnsiTheme="majorHAnsi"/>
-          <w:bCs/>
-          <w:szCs w:val="22"/>
-        </w:rPr>
-        <w:t>Gaddie</w:t>
-      </w:r>
-      <w:proofErr w:type="spellEnd"/>
-      <w:r>
-        <w:rPr>
-          <w:rFonts w:asciiTheme="majorHAnsi" w:hAnsiTheme="majorHAnsi"/>
-          <w:bCs/>
-          <w:szCs w:val="22"/>
-        </w:rPr>
-        <w:t xml:space="preserve"> and Bullock 1995</w:t>
+      <w:r>
+        <w:rPr>
+          <w:rFonts w:asciiTheme="majorHAnsi" w:hAnsiTheme="majorHAnsi"/>
+          <w:bCs/>
+          <w:szCs w:val="22"/>
+        </w:rPr>
+        <w:t>Gaddie and Bullock 1995</w:t>
       </w:r>
     </w:p>
     <w:p>
@@ -2850,25 +2685,7 @@
           <w:bCs/>
           <w:szCs w:val="22"/>
         </w:rPr>
-        <w:t xml:space="preserve">Grose, C. R., Malhotra, N., &amp; Van </w:t>
-      </w:r>
-      <w:proofErr w:type="spellStart"/>
-      <w:r>
-        <w:rPr>
-          <w:rFonts w:asciiTheme="majorHAnsi" w:hAnsiTheme="majorHAnsi"/>
-          <w:bCs/>
-          <w:szCs w:val="22"/>
-        </w:rPr>
-        <w:t>Houweling</w:t>
-      </w:r>
-      <w:proofErr w:type="spellEnd"/>
-      <w:r>
-        <w:rPr>
-          <w:rFonts w:asciiTheme="majorHAnsi" w:hAnsiTheme="majorHAnsi"/>
-          <w:bCs/>
-          <w:szCs w:val="22"/>
-        </w:rPr>
-        <w:t xml:space="preserve">, R. P. (2015). Explaining explanations: How legislators explain their policy positions and how citizens react. American Journal of Political Science, 59(3), </w:t>
+        <w:t xml:space="preserve">Grose, C. R., Malhotra, N., &amp; Van Houweling, R. P. (2015). Explaining explanations: How legislators explain their policy positions and how citizens react. American Journal of Political Science, 59(3), </w:t>
       </w:r>
       <w:r>
         <w:rPr>
@@ -2987,23 +2804,13 @@
           <w:szCs w:val="22"/>
         </w:rPr>
       </w:pPr>
-      <w:proofErr w:type="spellStart"/>
-      <w:r>
-        <w:rPr>
-          <w:rFonts w:asciiTheme="majorHAnsi" w:hAnsiTheme="majorHAnsi"/>
-          <w:bCs/>
-          <w:szCs w:val="22"/>
-        </w:rPr>
-        <w:t>Hajnal</w:t>
-      </w:r>
-      <w:proofErr w:type="spellEnd"/>
-      <w:r>
-        <w:rPr>
-          <w:rFonts w:asciiTheme="majorHAnsi" w:hAnsiTheme="majorHAnsi"/>
-          <w:bCs/>
-          <w:szCs w:val="22"/>
-        </w:rPr>
-        <w:t xml:space="preserve">, Z. L., &amp; Trounstine, J. (2014). What underlies urban politics? Race, class, ideology, partisanship, and the urban vote. Urban Affairs Review, 50(1), 63-99. </w:t>
+      <w:r>
+        <w:rPr>
+          <w:rFonts w:asciiTheme="majorHAnsi" w:hAnsiTheme="majorHAnsi"/>
+          <w:bCs/>
+          <w:szCs w:val="22"/>
+        </w:rPr>
+        <w:t xml:space="preserve">Hajnal, Z. L., &amp; Trounstine, J. (2014). What underlies urban politics? Race, class, ideology, partisanship, and the urban vote. Urban Affairs Review, 50(1), 63-99. </w:t>
       </w:r>
     </w:p>
     <w:p>
@@ -3327,23 +3134,13 @@
           <w:szCs w:val="22"/>
         </w:rPr>
       </w:pPr>
-      <w:proofErr w:type="spellStart"/>
-      <w:r>
-        <w:rPr>
-          <w:rFonts w:asciiTheme="majorHAnsi" w:hAnsiTheme="majorHAnsi"/>
-          <w:bCs/>
-          <w:szCs w:val="22"/>
-        </w:rPr>
-        <w:t>Akirav</w:t>
-      </w:r>
-      <w:proofErr w:type="spellEnd"/>
-      <w:r>
-        <w:rPr>
-          <w:rFonts w:asciiTheme="majorHAnsi" w:hAnsiTheme="majorHAnsi"/>
-          <w:bCs/>
-          <w:szCs w:val="22"/>
-        </w:rPr>
-        <w:t xml:space="preserve">, O. (2015). Re-election: Different Skills for Different Roles. Government and Opposition, 50(1), 90-118. </w:t>
+      <w:r>
+        <w:rPr>
+          <w:rFonts w:asciiTheme="majorHAnsi" w:hAnsiTheme="majorHAnsi"/>
+          <w:bCs/>
+          <w:szCs w:val="22"/>
+        </w:rPr>
+        <w:t xml:space="preserve">Akirav, O. (2015). Re-election: Different Skills for Different Roles. Government and Opposition, 50(1), 90-118. </w:t>
       </w:r>
     </w:p>
     <w:p>
@@ -3411,25 +3208,7 @@
           <w:bCs/>
           <w:szCs w:val="22"/>
         </w:rPr>
-        <w:t xml:space="preserve">, J. F., &amp; </w:t>
-      </w:r>
-      <w:proofErr w:type="spellStart"/>
-      <w:r>
-        <w:rPr>
-          <w:rFonts w:asciiTheme="majorHAnsi" w:hAnsiTheme="majorHAnsi"/>
-          <w:bCs/>
-          <w:szCs w:val="22"/>
-        </w:rPr>
-        <w:t>Barnello</w:t>
-      </w:r>
-      <w:proofErr w:type="spellEnd"/>
-      <w:r>
-        <w:rPr>
-          <w:rFonts w:asciiTheme="majorHAnsi" w:hAnsiTheme="majorHAnsi"/>
-          <w:bCs/>
-          <w:szCs w:val="22"/>
-        </w:rPr>
-        <w:t xml:space="preserve">, M. A. (2008). Democratic Responsiveness and Policy Shock: The Case of State Abortion Policy. State Politics &amp; Policy Quarterly, 8(1), 48-65. </w:t>
+        <w:t xml:space="preserve">, J. F., &amp; Barnello, M. A. (2008). Democratic Responsiveness and Policy Shock: The Case of State Abortion Policy. State Politics &amp; Policy Quarterly, 8(1), 48-65. </w:t>
       </w:r>
     </w:p>
     <w:p>
@@ -3479,25 +3258,7 @@
           <w:bCs/>
           <w:szCs w:val="22"/>
         </w:rPr>
-        <w:t xml:space="preserve">Hertel-Fernandez, A., </w:t>
-      </w:r>
-      <w:proofErr w:type="spellStart"/>
-      <w:r>
-        <w:rPr>
-          <w:rFonts w:asciiTheme="majorHAnsi" w:hAnsiTheme="majorHAnsi"/>
-          <w:bCs/>
-          <w:szCs w:val="22"/>
-        </w:rPr>
-        <w:t>Mildenberger</w:t>
-      </w:r>
-      <w:proofErr w:type="spellEnd"/>
-      <w:r>
-        <w:rPr>
-          <w:rFonts w:asciiTheme="majorHAnsi" w:hAnsiTheme="majorHAnsi"/>
-          <w:bCs/>
-          <w:szCs w:val="22"/>
-        </w:rPr>
-        <w:t xml:space="preserve">, M., &amp; Stokes, L. C. (2019). Legislative Staff and Representation in Congress. American Political Science Review, 113(1), 1-18. </w:t>
+        <w:t xml:space="preserve">Hertel-Fernandez, A., Mildenberger, M., &amp; Stokes, L. C. (2019). Legislative Staff and Representation in Congress. American Political Science Review, 113(1), 1-18. </w:t>
       </w:r>
     </w:p>
     <w:p>
@@ -3580,43 +3341,7 @@
           <w:bCs/>
           <w:szCs w:val="22"/>
         </w:rPr>
-        <w:t xml:space="preserve">Crow, D., </w:t>
-      </w:r>
-      <w:proofErr w:type="spellStart"/>
-      <w:r>
-        <w:rPr>
-          <w:rFonts w:asciiTheme="majorHAnsi" w:hAnsiTheme="majorHAnsi"/>
-          <w:bCs/>
-          <w:szCs w:val="22"/>
-        </w:rPr>
-        <w:t>Lawhon</w:t>
-      </w:r>
-      <w:proofErr w:type="spellEnd"/>
-      <w:r>
-        <w:rPr>
-          <w:rFonts w:asciiTheme="majorHAnsi" w:hAnsiTheme="majorHAnsi"/>
-          <w:bCs/>
-          <w:szCs w:val="22"/>
-        </w:rPr>
-        <w:t xml:space="preserve">, L. A., Berggren, J., Huda, J., </w:t>
-      </w:r>
-      <w:proofErr w:type="spellStart"/>
-      <w:r>
-        <w:rPr>
-          <w:rFonts w:asciiTheme="majorHAnsi" w:hAnsiTheme="majorHAnsi"/>
-          <w:bCs/>
-          <w:szCs w:val="22"/>
-        </w:rPr>
-        <w:t>Koebele</w:t>
-      </w:r>
-      <w:proofErr w:type="spellEnd"/>
-      <w:r>
-        <w:rPr>
-          <w:rFonts w:asciiTheme="majorHAnsi" w:hAnsiTheme="majorHAnsi"/>
-          <w:bCs/>
-          <w:szCs w:val="22"/>
-        </w:rPr>
-        <w:t xml:space="preserve">, E., &amp; </w:t>
+        <w:t xml:space="preserve">Crow, D., Lawhon, L. A., Berggren, J., Huda, J., Koebele, E., &amp; </w:t>
       </w:r>
       <w:proofErr w:type="spellStart"/>
       <w:r>
@@ -3759,7 +3484,7 @@
 </file>
 
 <file path=word/numbering.xml><?xml version="1.0" encoding="utf-8"?>
-<w:numbering xmlns:wpc="http://schemas.microsoft.com/office/word/2010/wordprocessingCanvas" xmlns:cx="http://schemas.microsoft.com/office/drawing/2014/chartex" xmlns:cx1="http://schemas.microsoft.com/office/drawing/2015/9/8/chartex" xmlns:cx2="http://schemas.microsoft.com/office/drawing/2015/10/21/chartex" xmlns:cx3="http://schemas.microsoft.com/office/drawing/2016/5/9/chartex" xmlns:cx4="http://schemas.microsoft.com/office/drawing/2016/5/10/chartex" xmlns:cx5="http://schemas.microsoft.com/office/drawing/2016/5/11/chartex" xmlns:cx6="http://schemas.microsoft.com/office/drawing/2016/5/12/chartex" xmlns:cx7="http://schemas.microsoft.com/office/drawing/2016/5/13/chartex" xmlns:cx8="http://schemas.microsoft.com/office/drawing/2016/5/14/chartex" xmlns:mc="http://schemas.openxmlformats.org/markup-compatibility/2006" xmlns:aink="http://schemas.microsoft.com/office/drawing/2016/ink" xmlns:am3d="http://schemas.microsoft.com/office/drawing/2017/model3d" xmlns:o="urn:schemas-microsoft-com:office:office" xmlns:oel="http://schemas.microsoft.com/office/2019/extlst" xmlns:r="http://schemas.openxmlformats.org/officeDocument/2006/relationships" xmlns:m="http://schemas.openxmlformats.org/officeDocument/2006/math" xmlns:v="urn:schemas-microsoft-com:vml" xmlns:wp14="http://schemas.microsoft.com/office/word/2010/wordprocessingDrawing" xmlns:wp="http://schemas.openxmlformats.org/drawingml/2006/wordprocessingDrawing" xmlns:w10="urn:schemas-microsoft-com:office:word" xmlns:w="http://schemas.openxmlformats.org/wordprocessingml/2006/main" xmlns:w14="http://schemas.microsoft.com/office/word/2010/wordml" xmlns:w15="http://schemas.microsoft.com/office/word/2012/wordml" xmlns:w16cex="http://schemas.microsoft.com/office/word/2018/wordml/cex" xmlns:w16cid="http://schemas.microsoft.com/office/word/2016/wordml/cid" xmlns:w16="http://schemas.microsoft.com/office/word/2018/wordml" xmlns:w16du="http://schemas.microsoft.com/office/word/2023/wordml/word16du" xmlns:w16sdtdh="http://schemas.microsoft.com/office/word/2020/wordml/sdtdatahash" xmlns:w16se="http://schemas.microsoft.com/office/word/2015/wordml/symex" xmlns:wpg="http://schemas.microsoft.com/office/word/2010/wordprocessingGroup" xmlns:wpi="http://schemas.microsoft.com/office/word/2010/wordprocessingInk" xmlns:wne="http://schemas.microsoft.com/office/word/2006/wordml" xmlns:wps="http://schemas.microsoft.com/office/word/2010/wordprocessingShape" mc:Ignorable="w14 w15 w16se w16cid w16 w16cex w16sdtdh w16du wp14">
+<w:numbering xmlns:wpc="http://schemas.microsoft.com/office/word/2010/wordprocessingCanvas" xmlns:cx="http://schemas.microsoft.com/office/drawing/2014/chartex" xmlns:cx1="http://schemas.microsoft.com/office/drawing/2015/9/8/chartex" xmlns:cx2="http://schemas.microsoft.com/office/drawing/2015/10/21/chartex" xmlns:cx3="http://schemas.microsoft.com/office/drawing/2016/5/9/chartex" xmlns:cx4="http://schemas.microsoft.com/office/drawing/2016/5/10/chartex" xmlns:cx5="http://schemas.microsoft.com/office/drawing/2016/5/11/chartex" xmlns:cx6="http://schemas.microsoft.com/office/drawing/2016/5/12/chartex" xmlns:cx7="http://schemas.microsoft.com/office/drawing/2016/5/13/chartex" xmlns:cx8="http://schemas.microsoft.com/office/drawing/2016/5/14/chartex" xmlns:mc="http://schemas.openxmlformats.org/markup-compatibility/2006" xmlns:aink="http://schemas.microsoft.com/office/drawing/2016/ink" xmlns:am3d="http://schemas.microsoft.com/office/drawing/2017/model3d" xmlns:o="urn:schemas-microsoft-com:office:office" xmlns:oel="http://schemas.microsoft.com/office/2019/extlst" xmlns:r="http://schemas.openxmlformats.org/officeDocument/2006/relationships" xmlns:m="http://schemas.openxmlformats.org/officeDocument/2006/math" xmlns:v="urn:schemas-microsoft-com:vml" xmlns:wp14="http://schemas.microsoft.com/office/word/2010/wordprocessingDrawing" xmlns:wp="http://schemas.openxmlformats.org/drawingml/2006/wordprocessingDrawing" xmlns:w10="urn:schemas-microsoft-com:office:word" xmlns:w="http://schemas.openxmlformats.org/wordprocessingml/2006/main" xmlns:w14="http://schemas.microsoft.com/office/word/2010/wordml" xmlns:w15="http://schemas.microsoft.com/office/word/2012/wordml" xmlns:w16cex="http://schemas.microsoft.com/office/word/2018/wordml/cex" xmlns:w16cid="http://schemas.microsoft.com/office/word/2016/wordml/cid" xmlns:w16="http://schemas.microsoft.com/office/word/2018/wordml" xmlns:w16du="http://schemas.microsoft.com/office/word/2023/wordml/word16du" xmlns:w16sdtdh="http://schemas.microsoft.com/office/word/2020/wordml/sdtdatahash" xmlns:w16sdtfl="http://schemas.microsoft.com/office/word/2024/wordml/sdtformatlock" xmlns:w16se="http://schemas.microsoft.com/office/word/2015/wordml/symex" xmlns:wpg="http://schemas.microsoft.com/office/word/2010/wordprocessingGroup" xmlns:wpi="http://schemas.microsoft.com/office/word/2010/wordprocessingInk" xmlns:wne="http://schemas.microsoft.com/office/word/2006/wordml" xmlns:wps="http://schemas.microsoft.com/office/word/2010/wordprocessingShape" mc:Ignorable="w14 w15 w16se w16cid w16 w16cex w16sdtdh w16sdtfl w16du wp14">
   <w:abstractNum w:abstractNumId="0" w15:restartNumberingAfterBreak="0">
     <w:nsid w:val="00D51F9A"/>
     <w:multiLevelType w:val="hybridMultilevel"/>
@@ -5647,7 +5372,7 @@
 </file>
 
 <file path=word/styles.xml><?xml version="1.0" encoding="utf-8"?>
-<w:styles xmlns:mc="http://schemas.openxmlformats.org/markup-compatibility/2006" xmlns:r="http://schemas.openxmlformats.org/officeDocument/2006/relationships" xmlns:w="http://schemas.openxmlformats.org/wordprocessingml/2006/main" xmlns:w14="http://schemas.microsoft.com/office/word/2010/wordml" xmlns:w15="http://schemas.microsoft.com/office/word/2012/wordml" xmlns:w16cex="http://schemas.microsoft.com/office/word/2018/wordml/cex" xmlns:w16cid="http://schemas.microsoft.com/office/word/2016/wordml/cid" xmlns:w16="http://schemas.microsoft.com/office/word/2018/wordml" xmlns:w16du="http://schemas.microsoft.com/office/word/2023/wordml/word16du" xmlns:w16sdtdh="http://schemas.microsoft.com/office/word/2020/wordml/sdtdatahash" xmlns:w16se="http://schemas.microsoft.com/office/word/2015/wordml/symex" mc:Ignorable="w14 w15 w16se w16cid w16 w16cex w16sdtdh w16du">
+<w:styles xmlns:mc="http://schemas.openxmlformats.org/markup-compatibility/2006" xmlns:r="http://schemas.openxmlformats.org/officeDocument/2006/relationships" xmlns:w="http://schemas.openxmlformats.org/wordprocessingml/2006/main" xmlns:w14="http://schemas.microsoft.com/office/word/2010/wordml" xmlns:w15="http://schemas.microsoft.com/office/word/2012/wordml" xmlns:w16cex="http://schemas.microsoft.com/office/word/2018/wordml/cex" xmlns:w16cid="http://schemas.microsoft.com/office/word/2016/wordml/cid" xmlns:w16="http://schemas.microsoft.com/office/word/2018/wordml" xmlns:w16du="http://schemas.microsoft.com/office/word/2023/wordml/word16du" xmlns:w16sdtdh="http://schemas.microsoft.com/office/word/2020/wordml/sdtdatahash" xmlns:w16sdtfl="http://schemas.microsoft.com/office/word/2024/wordml/sdtformatlock" xmlns:w16se="http://schemas.microsoft.com/office/word/2015/wordml/symex" mc:Ignorable="w14 w15 w16se w16cid w16 w16cex w16sdtdh w16sdtfl w16du">
   <w:docDefaults>
     <w:rPrDefault>
       <w:rPr>
@@ -6248,6 +5973,7 @@
   <w:style w:type="character" w:default="1" w:styleId="DefaultParagraphFont">
     <w:name w:val="Default Paragraph Font"/>
     <w:uiPriority w:val="1"/>
+    <w:semiHidden/>
     <w:unhideWhenUsed/>
   </w:style>
   <w:style w:type="table" w:default="1" w:styleId="TableNormal">
